--- a/Praktikum_4/PRK_4/707012500135_Davin Aileenskie Sofiandy_Modul_04.docx
+++ b/Praktikum_4/PRK_4/707012500135_Davin Aileenskie Sofiandy_Modul_04.docx
@@ -957,53 +957,41 @@
     <w:p>
       <w:pPr>
         <w:spacing w:after="120"/>
-      </w:pPr>
-      <w:r>
-        <w:rPr>
-          <w:rFonts w:ascii="Consolas" w:hAnsi="Consolas"/>
-          <w:sz w:val="18"/>
-        </w:rPr>
-        <w:t>DB_CONNECTION=mysql</w:t>
-      </w:r>
-      <w:r>
-        <w:rPr>
-          <w:rFonts w:ascii="Consolas" w:hAnsi="Consolas"/>
-          <w:sz w:val="18"/>
-        </w:rPr>
-        <w:br/>
-        <w:t>DB_HOST=127.0.0.1</w:t>
-      </w:r>
-      <w:r>
-        <w:rPr>
-          <w:rFonts w:ascii="Consolas" w:hAnsi="Consolas"/>
-          <w:sz w:val="18"/>
-        </w:rPr>
-        <w:br/>
-        <w:t>DB_PORT=3306</w:t>
-      </w:r>
-      <w:r>
-        <w:rPr>
-          <w:rFonts w:ascii="Consolas" w:hAnsi="Consolas"/>
-          <w:sz w:val="18"/>
-        </w:rPr>
-        <w:br/>
-        <w:t>DB_DATABASE=db_laravel</w:t>
-      </w:r>
-      <w:r>
-        <w:rPr>
-          <w:rFonts w:ascii="Consolas" w:hAnsi="Consolas"/>
-          <w:sz w:val="18"/>
-        </w:rPr>
-        <w:br/>
-        <w:t>DB_USERNAME=root</w:t>
-      </w:r>
-      <w:r>
-        <w:rPr>
-          <w:rFonts w:ascii="Consolas" w:hAnsi="Consolas"/>
-          <w:sz w:val="18"/>
-        </w:rPr>
-        <w:br/>
-        <w:t>DB_PASSWORD=</w:t>
+        <w:jc w:val="center"/>
+      </w:pPr>
+      <w:r>
+        <w:drawing>
+          <wp:inline xmlns:a="http://schemas.openxmlformats.org/drawingml/2006/main" xmlns:pic="http://schemas.openxmlformats.org/drawingml/2006/picture">
+            <wp:extent cx="3758798" cy="1684231"/>
+            <wp:docPr id="8" name="Picture 8"/>
+            <wp:cNvGraphicFramePr>
+              <a:graphicFrameLocks noChangeAspect="1"/>
+            </wp:cNvGraphicFramePr>
+            <a:graphic>
+              <a:graphicData uri="http://schemas.openxmlformats.org/drawingml/2006/picture">
+                <pic:pic>
+                  <pic:nvPicPr>
+                    <pic:cNvPr id="0" name="env-database.png"/>
+                    <pic:cNvPicPr/>
+                  </pic:nvPicPr>
+                  <pic:blipFill>
+                    <a:blip r:embed="rId15"/>
+                    <a:stretch>
+                      <a:fillRect/>
+                    </a:stretch>
+                  </pic:blipFill>
+                  <pic:spPr>
+                    <a:xfrm>
+                      <a:off x="0" y="0"/>
+                      <a:ext cx="3758798" cy="1684231"/>
+                    </a:xfrm>
+                    <a:prstGeom prst="rect"/>
+                  </pic:spPr>
+                </pic:pic>
+              </a:graphicData>
+            </a:graphic>
+          </wp:inline>
+        </w:drawing>
       </w:r>
     </w:p>
     <w:p>
@@ -1021,13 +1009,41 @@
     <w:p>
       <w:pPr>
         <w:spacing w:after="120"/>
-      </w:pPr>
-      <w:r>
-        <w:rPr>
-          <w:rFonts w:ascii="Consolas" w:hAnsi="Consolas"/>
-          <w:sz w:val="18"/>
-        </w:rPr>
-        <w:t>php artisan config:clear</w:t>
+        <w:jc w:val="center"/>
+      </w:pPr>
+      <w:r>
+        <w:drawing>
+          <wp:inline xmlns:a="http://schemas.openxmlformats.org/drawingml/2006/main" xmlns:pic="http://schemas.openxmlformats.org/drawingml/2006/picture">
+            <wp:extent cx="3758798" cy="954156"/>
+            <wp:docPr id="9" name="Picture 9"/>
+            <wp:cNvGraphicFramePr>
+              <a:graphicFrameLocks noChangeAspect="1"/>
+            </wp:cNvGraphicFramePr>
+            <a:graphic>
+              <a:graphicData uri="http://schemas.openxmlformats.org/drawingml/2006/picture">
+                <pic:pic>
+                  <pic:nvPicPr>
+                    <pic:cNvPr id="0" name="config-clear.png"/>
+                    <pic:cNvPicPr/>
+                  </pic:nvPicPr>
+                  <pic:blipFill>
+                    <a:blip r:embed="rId16"/>
+                    <a:stretch>
+                      <a:fillRect/>
+                    </a:stretch>
+                  </pic:blipFill>
+                  <pic:spPr>
+                    <a:xfrm>
+                      <a:off x="0" y="0"/>
+                      <a:ext cx="3758798" cy="954156"/>
+                    </a:xfrm>
+                    <a:prstGeom prst="rect"/>
+                  </pic:spPr>
+                </pic:pic>
+              </a:graphicData>
+            </a:graphic>
+          </wp:inline>
+        </w:drawing>
       </w:r>
     </w:p>
     <w:p>
@@ -1053,13 +1069,41 @@
     <w:p>
       <w:pPr>
         <w:spacing w:after="120"/>
-      </w:pPr>
-      <w:r>
-        <w:rPr>
-          <w:rFonts w:ascii="Consolas" w:hAnsi="Consolas"/>
-          <w:sz w:val="18"/>
-        </w:rPr>
-        <w:t>php artisan make:migration create_mahasiswa_table</w:t>
+        <w:jc w:val="center"/>
+      </w:pPr>
+      <w:r>
+        <w:drawing>
+          <wp:inline xmlns:a="http://schemas.openxmlformats.org/drawingml/2006/main" xmlns:pic="http://schemas.openxmlformats.org/drawingml/2006/picture">
+            <wp:extent cx="3917825" cy="954157"/>
+            <wp:docPr id="10" name="Picture 10"/>
+            <wp:cNvGraphicFramePr>
+              <a:graphicFrameLocks noChangeAspect="1"/>
+            </wp:cNvGraphicFramePr>
+            <a:graphic>
+              <a:graphicData uri="http://schemas.openxmlformats.org/drawingml/2006/picture">
+                <pic:pic>
+                  <pic:nvPicPr>
+                    <pic:cNvPr id="0" name="make-migration.png"/>
+                    <pic:cNvPicPr/>
+                  </pic:nvPicPr>
+                  <pic:blipFill>
+                    <a:blip r:embed="rId17"/>
+                    <a:stretch>
+                      <a:fillRect/>
+                    </a:stretch>
+                  </pic:blipFill>
+                  <pic:spPr>
+                    <a:xfrm>
+                      <a:off x="0" y="0"/>
+                      <a:ext cx="3917825" cy="954157"/>
+                    </a:xfrm>
+                    <a:prstGeom prst="rect"/>
+                  </pic:spPr>
+                </pic:pic>
+              </a:graphicData>
+            </a:graphic>
+          </wp:inline>
+        </w:drawing>
       </w:r>
     </w:p>
     <w:p>
@@ -1077,257 +1121,41 @@
     <w:p>
       <w:pPr>
         <w:spacing w:after="120"/>
-      </w:pPr>
-      <w:r>
-        <w:rPr>
-          <w:rFonts w:ascii="Consolas" w:hAnsi="Consolas"/>
-          <w:sz w:val="18"/>
-        </w:rPr>
-        <w:t>&lt;?php</w:t>
-      </w:r>
-      <w:r>
-        <w:rPr>
-          <w:rFonts w:ascii="Consolas" w:hAnsi="Consolas"/>
-          <w:sz w:val="18"/>
-        </w:rPr>
-        <w:br/>
-      </w:r>
-      <w:r>
-        <w:rPr>
-          <w:rFonts w:ascii="Consolas" w:hAnsi="Consolas"/>
-          <w:sz w:val="18"/>
-        </w:rPr>
-        <w:br/>
-        <w:t>use Illuminate\Database\Migrations\Migration;</w:t>
-      </w:r>
-      <w:r>
-        <w:rPr>
-          <w:rFonts w:ascii="Consolas" w:hAnsi="Consolas"/>
-          <w:sz w:val="18"/>
-        </w:rPr>
-        <w:br/>
-        <w:t>use Illuminate\Database\Schema\Blueprint;</w:t>
-      </w:r>
-      <w:r>
-        <w:rPr>
-          <w:rFonts w:ascii="Consolas" w:hAnsi="Consolas"/>
-          <w:sz w:val="18"/>
-        </w:rPr>
-        <w:br/>
-        <w:t>use Illuminate\Support\Facades\Schema;</w:t>
-      </w:r>
-      <w:r>
-        <w:rPr>
-          <w:rFonts w:ascii="Consolas" w:hAnsi="Consolas"/>
-          <w:sz w:val="18"/>
-        </w:rPr>
-        <w:br/>
-      </w:r>
-      <w:r>
-        <w:rPr>
-          <w:rFonts w:ascii="Consolas" w:hAnsi="Consolas"/>
-          <w:sz w:val="18"/>
-        </w:rPr>
-        <w:br/>
-        <w:t>return new class extends Migration</w:t>
-      </w:r>
-      <w:r>
-        <w:rPr>
-          <w:rFonts w:ascii="Consolas" w:hAnsi="Consolas"/>
-          <w:sz w:val="18"/>
-        </w:rPr>
-        <w:br/>
-        <w:t>{</w:t>
-      </w:r>
-      <w:r>
-        <w:rPr>
-          <w:rFonts w:ascii="Consolas" w:hAnsi="Consolas"/>
-          <w:sz w:val="18"/>
-        </w:rPr>
-        <w:br/>
-        <w:t xml:space="preserve">    /**</w:t>
-      </w:r>
-      <w:r>
-        <w:rPr>
-          <w:rFonts w:ascii="Consolas" w:hAnsi="Consolas"/>
-          <w:sz w:val="18"/>
-        </w:rPr>
-        <w:br/>
-        <w:t xml:space="preserve">     * Run the migrations.</w:t>
-      </w:r>
-      <w:r>
-        <w:rPr>
-          <w:rFonts w:ascii="Consolas" w:hAnsi="Consolas"/>
-          <w:sz w:val="18"/>
-        </w:rPr>
-        <w:br/>
-        <w:t xml:space="preserve">     */</w:t>
-      </w:r>
-      <w:r>
-        <w:rPr>
-          <w:rFonts w:ascii="Consolas" w:hAnsi="Consolas"/>
-          <w:sz w:val="18"/>
-        </w:rPr>
-        <w:br/>
-        <w:t xml:space="preserve">    public function up(): void</w:t>
-      </w:r>
-      <w:r>
-        <w:rPr>
-          <w:rFonts w:ascii="Consolas" w:hAnsi="Consolas"/>
-          <w:sz w:val="18"/>
-        </w:rPr>
-        <w:br/>
-      </w:r>
-      <w:r>
-        <w:rPr>
-          <w:rFonts w:ascii="Consolas" w:hAnsi="Consolas"/>
-          <w:sz w:val="18"/>
-        </w:rPr>
-        <w:lastRenderedPageBreak/>
-        <w:t xml:space="preserve">    {</w:t>
-      </w:r>
-      <w:r>
-        <w:rPr>
-          <w:rFonts w:ascii="Consolas" w:hAnsi="Consolas"/>
-          <w:sz w:val="18"/>
-        </w:rPr>
-        <w:br/>
-        <w:t xml:space="preserve">        Schema::create('mahasiswa', function (Blueprint $table) {</w:t>
-      </w:r>
-      <w:r>
-        <w:rPr>
-          <w:rFonts w:ascii="Consolas" w:hAnsi="Consolas"/>
-          <w:sz w:val="18"/>
-        </w:rPr>
-        <w:br/>
-        <w:t xml:space="preserve">            $table-&gt;id();</w:t>
-      </w:r>
-      <w:r>
-        <w:rPr>
-          <w:rFonts w:ascii="Consolas" w:hAnsi="Consolas"/>
-          <w:sz w:val="18"/>
-        </w:rPr>
-        <w:br/>
-        <w:t xml:space="preserve">            $table-&gt;string('nama');</w:t>
-      </w:r>
-      <w:r>
-        <w:rPr>
-          <w:rFonts w:ascii="Consolas" w:hAnsi="Consolas"/>
-          <w:sz w:val="18"/>
-        </w:rPr>
-        <w:br/>
-        <w:t xml:space="preserve">            $table-&gt;string('email')-&gt;unique();</w:t>
-      </w:r>
-      <w:r>
-        <w:rPr>
-          <w:rFonts w:ascii="Consolas" w:hAnsi="Consolas"/>
-          <w:sz w:val="18"/>
-        </w:rPr>
-        <w:br/>
-        <w:t xml:space="preserve">            $table-&gt;string('jurusan');</w:t>
-      </w:r>
-      <w:r>
-        <w:rPr>
-          <w:rFonts w:ascii="Consolas" w:hAnsi="Consolas"/>
-          <w:sz w:val="18"/>
-        </w:rPr>
-        <w:br/>
-        <w:t xml:space="preserve">            $table-&gt;string('umur');</w:t>
-      </w:r>
-      <w:r>
-        <w:rPr>
-          <w:rFonts w:ascii="Consolas" w:hAnsi="Consolas"/>
-          <w:sz w:val="18"/>
-        </w:rPr>
-        <w:br/>
-        <w:t xml:space="preserve">            $table-&gt;timestamps();</w:t>
-      </w:r>
-      <w:r>
-        <w:rPr>
-          <w:rFonts w:ascii="Consolas" w:hAnsi="Consolas"/>
-          <w:sz w:val="18"/>
-        </w:rPr>
-        <w:br/>
-        <w:t xml:space="preserve">        });</w:t>
-      </w:r>
-      <w:r>
-        <w:rPr>
-          <w:rFonts w:ascii="Consolas" w:hAnsi="Consolas"/>
-          <w:sz w:val="18"/>
-        </w:rPr>
-        <w:br/>
-        <w:t xml:space="preserve">    }</w:t>
-      </w:r>
-      <w:r>
-        <w:rPr>
-          <w:rFonts w:ascii="Consolas" w:hAnsi="Consolas"/>
-          <w:sz w:val="18"/>
-        </w:rPr>
-        <w:br/>
-      </w:r>
-      <w:r>
-        <w:rPr>
-          <w:rFonts w:ascii="Consolas" w:hAnsi="Consolas"/>
-          <w:sz w:val="18"/>
-        </w:rPr>
-        <w:br/>
-        <w:t xml:space="preserve">    /**</w:t>
-      </w:r>
-      <w:r>
-        <w:rPr>
-          <w:rFonts w:ascii="Consolas" w:hAnsi="Consolas"/>
-          <w:sz w:val="18"/>
-        </w:rPr>
-        <w:br/>
-        <w:t xml:space="preserve">     * Reverse the migrations.</w:t>
-      </w:r>
-      <w:r>
-        <w:rPr>
-          <w:rFonts w:ascii="Consolas" w:hAnsi="Consolas"/>
-          <w:sz w:val="18"/>
-        </w:rPr>
-        <w:br/>
-        <w:t xml:space="preserve">     */</w:t>
-      </w:r>
-      <w:r>
-        <w:rPr>
-          <w:rFonts w:ascii="Consolas" w:hAnsi="Consolas"/>
-          <w:sz w:val="18"/>
-        </w:rPr>
-        <w:br/>
-        <w:t xml:space="preserve">    public function down(): void</w:t>
-      </w:r>
-      <w:r>
-        <w:rPr>
-          <w:rFonts w:ascii="Consolas" w:hAnsi="Consolas"/>
-          <w:sz w:val="18"/>
-        </w:rPr>
-        <w:br/>
-        <w:t xml:space="preserve">    {</w:t>
-      </w:r>
-      <w:r>
-        <w:rPr>
-          <w:rFonts w:ascii="Consolas" w:hAnsi="Consolas"/>
-          <w:sz w:val="18"/>
-        </w:rPr>
-        <w:br/>
-        <w:t xml:space="preserve">        Schema::dropIfExists('mahasiswa');</w:t>
-      </w:r>
-      <w:r>
-        <w:rPr>
-          <w:rFonts w:ascii="Consolas" w:hAnsi="Consolas"/>
-          <w:sz w:val="18"/>
-        </w:rPr>
-        <w:br/>
-        <w:t xml:space="preserve">    }</w:t>
-      </w:r>
-      <w:r>
-        <w:rPr>
-          <w:rFonts w:ascii="Consolas" w:hAnsi="Consolas"/>
-          <w:sz w:val="18"/>
-        </w:rPr>
-        <w:br/>
-        <w:t>};</w:t>
+        <w:jc w:val="center"/>
+      </w:pPr>
+      <w:r>
+        <w:drawing>
+          <wp:inline xmlns:a="http://schemas.openxmlformats.org/drawingml/2006/main" xmlns:pic="http://schemas.openxmlformats.org/drawingml/2006/picture">
+            <wp:extent cx="5031007" cy="5753853"/>
+            <wp:docPr id="11" name="Picture 11"/>
+            <wp:cNvGraphicFramePr>
+              <a:graphicFrameLocks noChangeAspect="1"/>
+            </wp:cNvGraphicFramePr>
+            <a:graphic>
+              <a:graphicData uri="http://schemas.openxmlformats.org/drawingml/2006/picture">
+                <pic:pic>
+                  <pic:nvPicPr>
+                    <pic:cNvPr id="0" name="migration-mahasiswa.png"/>
+                    <pic:cNvPicPr/>
+                  </pic:nvPicPr>
+                  <pic:blipFill>
+                    <a:blip r:embed="rId18"/>
+                    <a:stretch>
+                      <a:fillRect/>
+                    </a:stretch>
+                  </pic:blipFill>
+                  <pic:spPr>
+                    <a:xfrm>
+                      <a:off x="0" y="0"/>
+                      <a:ext cx="5031007" cy="5753853"/>
+                    </a:xfrm>
+                    <a:prstGeom prst="rect"/>
+                  </pic:spPr>
+                </pic:pic>
+              </a:graphicData>
+            </a:graphic>
+          </wp:inline>
+        </w:drawing>
       </w:r>
     </w:p>
     <w:p>
@@ -1357,13 +1185,41 @@
     <w:p>
       <w:pPr>
         <w:spacing w:after="120"/>
-      </w:pPr>
-      <w:r>
-        <w:rPr>
-          <w:rFonts w:ascii="Consolas" w:hAnsi="Consolas"/>
-          <w:sz w:val="18"/>
-        </w:rPr>
-        <w:t>php artisan migrate</w:t>
+        <w:jc w:val="center"/>
+      </w:pPr>
+      <w:r>
+        <w:drawing>
+          <wp:inline xmlns:a="http://schemas.openxmlformats.org/drawingml/2006/main" xmlns:pic="http://schemas.openxmlformats.org/drawingml/2006/picture">
+            <wp:extent cx="3758798" cy="954156"/>
+            <wp:docPr id="12" name="Picture 12"/>
+            <wp:cNvGraphicFramePr>
+              <a:graphicFrameLocks noChangeAspect="1"/>
+            </wp:cNvGraphicFramePr>
+            <a:graphic>
+              <a:graphicData uri="http://schemas.openxmlformats.org/drawingml/2006/picture">
+                <pic:pic>
+                  <pic:nvPicPr>
+                    <pic:cNvPr id="0" name="migrate.png"/>
+                    <pic:cNvPicPr/>
+                  </pic:nvPicPr>
+                  <pic:blipFill>
+                    <a:blip r:embed="rId19"/>
+                    <a:stretch>
+                      <a:fillRect/>
+                    </a:stretch>
+                  </pic:blipFill>
+                  <pic:spPr>
+                    <a:xfrm>
+                      <a:off x="0" y="0"/>
+                      <a:ext cx="3758798" cy="954156"/>
+                    </a:xfrm>
+                    <a:prstGeom prst="rect"/>
+                  </pic:spPr>
+                </pic:pic>
+              </a:graphicData>
+            </a:graphic>
+          </wp:inline>
+        </w:drawing>
       </w:r>
     </w:p>
     <w:p>
@@ -1401,13 +1257,41 @@
     <w:p>
       <w:pPr>
         <w:spacing w:after="120"/>
-      </w:pPr>
-      <w:r>
-        <w:rPr>
-          <w:rFonts w:ascii="Consolas" w:hAnsi="Consolas"/>
-          <w:sz w:val="18"/>
-        </w:rPr>
-        <w:t>php artisan make:model Mahasiswa</w:t>
+        <w:jc w:val="center"/>
+      </w:pPr>
+      <w:r>
+        <w:drawing>
+          <wp:inline xmlns:a="http://schemas.openxmlformats.org/drawingml/2006/main" xmlns:pic="http://schemas.openxmlformats.org/drawingml/2006/picture">
+            <wp:extent cx="3758798" cy="954156"/>
+            <wp:docPr id="13" name="Picture 13"/>
+            <wp:cNvGraphicFramePr>
+              <a:graphicFrameLocks noChangeAspect="1"/>
+            </wp:cNvGraphicFramePr>
+            <a:graphic>
+              <a:graphicData uri="http://schemas.openxmlformats.org/drawingml/2006/picture">
+                <pic:pic>
+                  <pic:nvPicPr>
+                    <pic:cNvPr id="0" name="make-model.png"/>
+                    <pic:cNvPicPr/>
+                  </pic:nvPicPr>
+                  <pic:blipFill>
+                    <a:blip r:embed="rId20"/>
+                    <a:stretch>
+                      <a:fillRect/>
+                    </a:stretch>
+                  </pic:blipFill>
+                  <pic:spPr>
+                    <a:xfrm>
+                      <a:off x="0" y="0"/>
+                      <a:ext cx="3758798" cy="954156"/>
+                    </a:xfrm>
+                    <a:prstGeom prst="rect"/>
+                  </pic:spPr>
+                </pic:pic>
+              </a:graphicData>
+            </a:graphic>
+          </wp:inline>
+        </w:drawing>
       </w:r>
     </w:p>
     <w:p>
@@ -1425,98 +1309,41 @@
     <w:p>
       <w:pPr>
         <w:spacing w:after="120"/>
-      </w:pPr>
-      <w:r>
-        <w:rPr>
-          <w:rFonts w:ascii="Consolas" w:hAnsi="Consolas"/>
-          <w:sz w:val="18"/>
-        </w:rPr>
-        <w:t>&lt;?php</w:t>
-      </w:r>
-      <w:r>
-        <w:rPr>
-          <w:rFonts w:ascii="Consolas" w:hAnsi="Consolas"/>
-          <w:sz w:val="18"/>
-        </w:rPr>
-        <w:br/>
-      </w:r>
-      <w:r>
-        <w:rPr>
-          <w:rFonts w:ascii="Consolas" w:hAnsi="Consolas"/>
-          <w:sz w:val="18"/>
-        </w:rPr>
-        <w:br/>
-        <w:t>namespace App\Models;</w:t>
-      </w:r>
-      <w:r>
-        <w:rPr>
-          <w:rFonts w:ascii="Consolas" w:hAnsi="Consolas"/>
-          <w:sz w:val="18"/>
-        </w:rPr>
-        <w:br/>
-      </w:r>
-      <w:r>
-        <w:rPr>
-          <w:rFonts w:ascii="Consolas" w:hAnsi="Consolas"/>
-          <w:sz w:val="18"/>
-        </w:rPr>
-        <w:br/>
-        <w:t>use Illuminate\Database\Eloquent\Model;</w:t>
-      </w:r>
-      <w:r>
-        <w:rPr>
-          <w:rFonts w:ascii="Consolas" w:hAnsi="Consolas"/>
-          <w:sz w:val="18"/>
-        </w:rPr>
-        <w:br/>
-      </w:r>
-      <w:r>
-        <w:rPr>
-          <w:rFonts w:ascii="Consolas" w:hAnsi="Consolas"/>
-          <w:sz w:val="18"/>
-        </w:rPr>
-        <w:lastRenderedPageBreak/>
-        <w:br/>
-        <w:t>class Mahasiswa extends Model</w:t>
-      </w:r>
-      <w:r>
-        <w:rPr>
-          <w:rFonts w:ascii="Consolas" w:hAnsi="Consolas"/>
-          <w:sz w:val="18"/>
-        </w:rPr>
-        <w:br/>
-        <w:t>{</w:t>
-      </w:r>
-      <w:r>
-        <w:rPr>
-          <w:rFonts w:ascii="Consolas" w:hAnsi="Consolas"/>
-          <w:sz w:val="18"/>
-        </w:rPr>
-        <w:br/>
-        <w:t xml:space="preserve">    protected $table = 'mahasiswa';</w:t>
-      </w:r>
-      <w:r>
-        <w:rPr>
-          <w:rFonts w:ascii="Consolas" w:hAnsi="Consolas"/>
-          <w:sz w:val="18"/>
-        </w:rPr>
-        <w:br/>
-      </w:r>
-      <w:r>
-        <w:rPr>
-          <w:rFonts w:ascii="Consolas" w:hAnsi="Consolas"/>
-          <w:sz w:val="18"/>
-        </w:rPr>
-        <w:br/>
-        <w:t xml:space="preserve">    protected $fillable = ['nama', 'email', 'jurusan', 'umur'];</w:t>
-      </w:r>
-      <w:r>
-        <w:rPr>
-          <w:rFonts w:ascii="Consolas" w:hAnsi="Consolas"/>
-          <w:sz w:val="18"/>
-        </w:rPr>
-        <w:br/>
-        <w:t>}</w:t>
+        <w:jc w:val="center"/>
+      </w:pPr>
+      <w:r>
+        <w:drawing>
+          <wp:inline xmlns:a="http://schemas.openxmlformats.org/drawingml/2006/main" xmlns:pic="http://schemas.openxmlformats.org/drawingml/2006/picture">
+            <wp:extent cx="4893666" cy="2660073"/>
+            <wp:docPr id="14" name="Picture 14"/>
+            <wp:cNvGraphicFramePr>
+              <a:graphicFrameLocks noChangeAspect="1"/>
+            </wp:cNvGraphicFramePr>
+            <a:graphic>
+              <a:graphicData uri="http://schemas.openxmlformats.org/drawingml/2006/picture">
+                <pic:pic>
+                  <pic:nvPicPr>
+                    <pic:cNvPr id="0" name="model-mahasiswa.png"/>
+                    <pic:cNvPicPr/>
+                  </pic:nvPicPr>
+                  <pic:blipFill>
+                    <a:blip r:embed="rId21"/>
+                    <a:stretch>
+                      <a:fillRect/>
+                    </a:stretch>
+                  </pic:blipFill>
+                  <pic:spPr>
+                    <a:xfrm>
+                      <a:off x="0" y="0"/>
+                      <a:ext cx="4893666" cy="2660073"/>
+                    </a:xfrm>
+                    <a:prstGeom prst="rect"/>
+                  </pic:spPr>
+                </pic:pic>
+              </a:graphicData>
+            </a:graphic>
+          </wp:inline>
+        </w:drawing>
       </w:r>
     </w:p>
     <w:p>
@@ -1554,13 +1381,41 @@
     <w:p>
       <w:pPr>
         <w:spacing w:after="120"/>
-      </w:pPr>
-      <w:r>
-        <w:rPr>
-          <w:rFonts w:ascii="Consolas" w:hAnsi="Consolas"/>
-          <w:sz w:val="18"/>
-        </w:rPr>
-        <w:t>php artisan make:controller MahasiswaController</w:t>
+        <w:jc w:val="center"/>
+      </w:pPr>
+      <w:r>
+        <w:drawing>
+          <wp:inline xmlns:a="http://schemas.openxmlformats.org/drawingml/2006/main" xmlns:pic="http://schemas.openxmlformats.org/drawingml/2006/picture">
+            <wp:extent cx="3787712" cy="954156"/>
+            <wp:docPr id="15" name="Picture 15"/>
+            <wp:cNvGraphicFramePr>
+              <a:graphicFrameLocks noChangeAspect="1"/>
+            </wp:cNvGraphicFramePr>
+            <a:graphic>
+              <a:graphicData uri="http://schemas.openxmlformats.org/drawingml/2006/picture">
+                <pic:pic>
+                  <pic:nvPicPr>
+                    <pic:cNvPr id="0" name="make-controller.png"/>
+                    <pic:cNvPicPr/>
+                  </pic:nvPicPr>
+                  <pic:blipFill>
+                    <a:blip r:embed="rId22"/>
+                    <a:stretch>
+                      <a:fillRect/>
+                    </a:stretch>
+                  </pic:blipFill>
+                  <pic:spPr>
+                    <a:xfrm>
+                      <a:off x="0" y="0"/>
+                      <a:ext cx="3787712" cy="954156"/>
+                    </a:xfrm>
+                    <a:prstGeom prst="rect"/>
+                  </pic:spPr>
+                </pic:pic>
+              </a:graphicData>
+            </a:graphic>
+          </wp:inline>
+        </w:drawing>
       </w:r>
     </w:p>
     <w:p>
@@ -1578,269 +1433,41 @@
     <w:p>
       <w:pPr>
         <w:spacing w:after="120"/>
-      </w:pPr>
-      <w:r>
-        <w:rPr>
-          <w:rFonts w:ascii="Consolas" w:hAnsi="Consolas"/>
-          <w:sz w:val="18"/>
-        </w:rPr>
-        <w:t>&lt;?php</w:t>
-      </w:r>
-      <w:r>
-        <w:rPr>
-          <w:rFonts w:ascii="Consolas" w:hAnsi="Consolas"/>
-          <w:sz w:val="18"/>
-        </w:rPr>
-        <w:br/>
-      </w:r>
-      <w:r>
-        <w:rPr>
-          <w:rFonts w:ascii="Consolas" w:hAnsi="Consolas"/>
-          <w:sz w:val="18"/>
-        </w:rPr>
-        <w:br/>
-        <w:t>namespace App\Http\Controllers;</w:t>
-      </w:r>
-      <w:r>
-        <w:rPr>
-          <w:rFonts w:ascii="Consolas" w:hAnsi="Consolas"/>
-          <w:sz w:val="18"/>
-        </w:rPr>
-        <w:br/>
-      </w:r>
-      <w:r>
-        <w:rPr>
-          <w:rFonts w:ascii="Consolas" w:hAnsi="Consolas"/>
-          <w:sz w:val="18"/>
-        </w:rPr>
-        <w:br/>
-        <w:t>use App\Models\Mahasiswa;</w:t>
-      </w:r>
-      <w:r>
-        <w:rPr>
-          <w:rFonts w:ascii="Consolas" w:hAnsi="Consolas"/>
-          <w:sz w:val="18"/>
-        </w:rPr>
-        <w:br/>
-        <w:t>use Illuminate\Http\Request;</w:t>
-      </w:r>
-      <w:r>
-        <w:rPr>
-          <w:rFonts w:ascii="Consolas" w:hAnsi="Consolas"/>
-          <w:sz w:val="18"/>
-        </w:rPr>
-        <w:br/>
-      </w:r>
-      <w:r>
-        <w:rPr>
-          <w:rFonts w:ascii="Consolas" w:hAnsi="Consolas"/>
-          <w:sz w:val="18"/>
-        </w:rPr>
-        <w:br/>
-        <w:t>class MahasiswaController extends Controller</w:t>
-      </w:r>
-      <w:r>
-        <w:rPr>
-          <w:rFonts w:ascii="Consolas" w:hAnsi="Consolas"/>
-          <w:sz w:val="18"/>
-        </w:rPr>
-        <w:br/>
-        <w:t>{</w:t>
-      </w:r>
-      <w:r>
-        <w:rPr>
-          <w:rFonts w:ascii="Consolas" w:hAnsi="Consolas"/>
-          <w:sz w:val="18"/>
-        </w:rPr>
-        <w:br/>
-        <w:t xml:space="preserve">    public function form()</w:t>
-      </w:r>
-      <w:r>
-        <w:rPr>
-          <w:rFonts w:ascii="Consolas" w:hAnsi="Consolas"/>
-          <w:sz w:val="18"/>
-        </w:rPr>
-        <w:br/>
-        <w:t xml:space="preserve">    {</w:t>
-      </w:r>
-      <w:r>
-        <w:rPr>
-          <w:rFonts w:ascii="Consolas" w:hAnsi="Consolas"/>
-          <w:sz w:val="18"/>
-        </w:rPr>
-        <w:br/>
-        <w:t xml:space="preserve">        return view('form');</w:t>
-      </w:r>
-      <w:r>
-        <w:rPr>
-          <w:rFonts w:ascii="Consolas" w:hAnsi="Consolas"/>
-          <w:sz w:val="18"/>
-        </w:rPr>
-        <w:br/>
-        <w:t xml:space="preserve">    }</w:t>
-      </w:r>
-      <w:r>
-        <w:rPr>
-          <w:rFonts w:ascii="Consolas" w:hAnsi="Consolas"/>
-          <w:sz w:val="18"/>
-        </w:rPr>
-        <w:br/>
-      </w:r>
-      <w:r>
-        <w:rPr>
-          <w:rFonts w:ascii="Consolas" w:hAnsi="Consolas"/>
-          <w:sz w:val="18"/>
-        </w:rPr>
-        <w:br/>
-        <w:t xml:space="preserve">    public function simpan(Request $request)</w:t>
-      </w:r>
-      <w:r>
-        <w:rPr>
-          <w:rFonts w:ascii="Consolas" w:hAnsi="Consolas"/>
-          <w:sz w:val="18"/>
-        </w:rPr>
-        <w:br/>
-        <w:t xml:space="preserve">    {</w:t>
-      </w:r>
-      <w:r>
-        <w:rPr>
-          <w:rFonts w:ascii="Consolas" w:hAnsi="Consolas"/>
-          <w:sz w:val="18"/>
-        </w:rPr>
-        <w:br/>
-        <w:t xml:space="preserve">        Mahasiswa::create([</w:t>
-      </w:r>
-      <w:r>
-        <w:rPr>
-          <w:rFonts w:ascii="Consolas" w:hAnsi="Consolas"/>
-          <w:sz w:val="18"/>
-        </w:rPr>
-        <w:br/>
-        <w:t xml:space="preserve">            'nama'    =&gt; $request-&gt;nama,</w:t>
-      </w:r>
-      <w:r>
-        <w:rPr>
-          <w:rFonts w:ascii="Consolas" w:hAnsi="Consolas"/>
-          <w:sz w:val="18"/>
-        </w:rPr>
-        <w:br/>
-        <w:t xml:space="preserve">            'email'   =&gt; $request-&gt;email,</w:t>
-      </w:r>
-      <w:r>
-        <w:rPr>
-          <w:rFonts w:ascii="Consolas" w:hAnsi="Consolas"/>
-          <w:sz w:val="18"/>
-        </w:rPr>
-        <w:br/>
-        <w:t xml:space="preserve">            'jurusan' =&gt; $request-&gt;jurusan,</w:t>
-      </w:r>
-      <w:r>
-        <w:rPr>
-          <w:rFonts w:ascii="Consolas" w:hAnsi="Consolas"/>
-          <w:sz w:val="18"/>
-        </w:rPr>
-        <w:br/>
-        <w:t xml:space="preserve">            'umur'    =&gt; $request-&gt;umur,</w:t>
-      </w:r>
-      <w:r>
-        <w:rPr>
-          <w:rFonts w:ascii="Consolas" w:hAnsi="Consolas"/>
-          <w:sz w:val="18"/>
-        </w:rPr>
-        <w:br/>
-        <w:t xml:space="preserve">        ]);</w:t>
-      </w:r>
-      <w:r>
-        <w:rPr>
-          <w:rFonts w:ascii="Consolas" w:hAnsi="Consolas"/>
-          <w:sz w:val="18"/>
-        </w:rPr>
-        <w:br/>
-      </w:r>
-      <w:r>
-        <w:rPr>
-          <w:rFonts w:ascii="Consolas" w:hAnsi="Consolas"/>
-          <w:sz w:val="18"/>
-        </w:rPr>
-        <w:br/>
-        <w:t xml:space="preserve">        return "Data Mahasiswa berhasil disimpan";</w:t>
-      </w:r>
-      <w:r>
-        <w:rPr>
-          <w:rFonts w:ascii="Consolas" w:hAnsi="Consolas"/>
-          <w:sz w:val="18"/>
-        </w:rPr>
-        <w:br/>
-        <w:t xml:space="preserve">    }</w:t>
-      </w:r>
-      <w:r>
-        <w:rPr>
-          <w:rFonts w:ascii="Consolas" w:hAnsi="Consolas"/>
-          <w:sz w:val="18"/>
-        </w:rPr>
-        <w:br/>
-      </w:r>
-      <w:r>
-        <w:rPr>
-          <w:rFonts w:ascii="Consolas" w:hAnsi="Consolas"/>
-          <w:sz w:val="18"/>
-        </w:rPr>
-        <w:br/>
-        <w:t xml:space="preserve">    public function daftar()</w:t>
-      </w:r>
-      <w:r>
-        <w:rPr>
-          <w:rFonts w:ascii="Consolas" w:hAnsi="Consolas"/>
-          <w:sz w:val="18"/>
-        </w:rPr>
-        <w:br/>
-      </w:r>
-      <w:r>
-        <w:rPr>
-          <w:rFonts w:ascii="Consolas" w:hAnsi="Consolas"/>
-          <w:sz w:val="18"/>
-        </w:rPr>
-        <w:lastRenderedPageBreak/>
-        <w:t xml:space="preserve">    {</w:t>
-      </w:r>
-      <w:r>
-        <w:rPr>
-          <w:rFonts w:ascii="Consolas" w:hAnsi="Consolas"/>
-          <w:sz w:val="18"/>
-        </w:rPr>
-        <w:br/>
-        <w:t xml:space="preserve">        $data = Mahasiswa::all();</w:t>
-      </w:r>
-      <w:r>
-        <w:rPr>
-          <w:rFonts w:ascii="Consolas" w:hAnsi="Consolas"/>
-          <w:sz w:val="18"/>
-        </w:rPr>
-        <w:br/>
-      </w:r>
-      <w:r>
-        <w:rPr>
-          <w:rFonts w:ascii="Consolas" w:hAnsi="Consolas"/>
-          <w:sz w:val="18"/>
-        </w:rPr>
-        <w:br/>
-        <w:t xml:space="preserve">        return view('mahasiswa', ['mahasiswa' =&gt; $data]);</w:t>
-      </w:r>
-      <w:r>
-        <w:rPr>
-          <w:rFonts w:ascii="Consolas" w:hAnsi="Consolas"/>
-          <w:sz w:val="18"/>
-        </w:rPr>
-        <w:br/>
-        <w:t xml:space="preserve">    }</w:t>
-      </w:r>
-      <w:r>
-        <w:rPr>
-          <w:rFonts w:ascii="Consolas" w:hAnsi="Consolas"/>
-          <w:sz w:val="18"/>
-        </w:rPr>
-        <w:br/>
-        <w:t>}</w:t>
+        <w:jc w:val="center"/>
+      </w:pPr>
+      <w:r>
+        <w:drawing>
+          <wp:inline xmlns:a="http://schemas.openxmlformats.org/drawingml/2006/main" xmlns:pic="http://schemas.openxmlformats.org/drawingml/2006/picture">
+            <wp:extent cx="4503330" cy="6079134"/>
+            <wp:docPr id="16" name="Picture 16"/>
+            <wp:cNvGraphicFramePr>
+              <a:graphicFrameLocks noChangeAspect="1"/>
+            </wp:cNvGraphicFramePr>
+            <a:graphic>
+              <a:graphicData uri="http://schemas.openxmlformats.org/drawingml/2006/picture">
+                <pic:pic>
+                  <pic:nvPicPr>
+                    <pic:cNvPr id="0" name="controller-mahasiswa.png"/>
+                    <pic:cNvPicPr/>
+                  </pic:nvPicPr>
+                  <pic:blipFill>
+                    <a:blip r:embed="rId23"/>
+                    <a:stretch>
+                      <a:fillRect/>
+                    </a:stretch>
+                  </pic:blipFill>
+                  <pic:spPr>
+                    <a:xfrm>
+                      <a:off x="0" y="0"/>
+                      <a:ext cx="4503330" cy="6079134"/>
+                    </a:xfrm>
+                    <a:prstGeom prst="rect"/>
+                  </pic:spPr>
+                </pic:pic>
+              </a:graphicData>
+            </a:graphic>
+          </wp:inline>
+        </w:drawing>
       </w:r>
     </w:p>
     <w:p>
@@ -1878,98 +1505,41 @@
     <w:p>
       <w:pPr>
         <w:spacing w:after="120"/>
-      </w:pPr>
-      <w:r>
-        <w:rPr>
-          <w:rFonts w:ascii="Consolas" w:hAnsi="Consolas"/>
-          <w:sz w:val="18"/>
-        </w:rPr>
-        <w:t>&lt;?php</w:t>
-      </w:r>
-      <w:r>
-        <w:rPr>
-          <w:rFonts w:ascii="Consolas" w:hAnsi="Consolas"/>
-          <w:sz w:val="18"/>
-        </w:rPr>
-        <w:br/>
-      </w:r>
-      <w:r>
-        <w:rPr>
-          <w:rFonts w:ascii="Consolas" w:hAnsi="Consolas"/>
-          <w:sz w:val="18"/>
-        </w:rPr>
-        <w:br/>
-        <w:t>use App\Http\Controllers\MahasiswaController;</w:t>
-      </w:r>
-      <w:r>
-        <w:rPr>
-          <w:rFonts w:ascii="Consolas" w:hAnsi="Consolas"/>
-          <w:sz w:val="18"/>
-        </w:rPr>
-        <w:br/>
-        <w:t>use Illuminate\Support\Facades\Route;</w:t>
-      </w:r>
-      <w:r>
-        <w:rPr>
-          <w:rFonts w:ascii="Consolas" w:hAnsi="Consolas"/>
-          <w:sz w:val="18"/>
-        </w:rPr>
-        <w:br/>
-      </w:r>
-      <w:r>
-        <w:rPr>
-          <w:rFonts w:ascii="Consolas" w:hAnsi="Consolas"/>
-          <w:sz w:val="18"/>
-        </w:rPr>
-        <w:br/>
-        <w:t>Route::get('/', function () {</w:t>
-      </w:r>
-      <w:r>
-        <w:rPr>
-          <w:rFonts w:ascii="Consolas" w:hAnsi="Consolas"/>
-          <w:sz w:val="18"/>
-        </w:rPr>
-        <w:br/>
-        <w:t xml:space="preserve">    return view('welcome');</w:t>
-      </w:r>
-      <w:r>
-        <w:rPr>
-          <w:rFonts w:ascii="Consolas" w:hAnsi="Consolas"/>
-          <w:sz w:val="18"/>
-        </w:rPr>
-        <w:br/>
-        <w:t>});</w:t>
-      </w:r>
-      <w:r>
-        <w:rPr>
-          <w:rFonts w:ascii="Consolas" w:hAnsi="Consolas"/>
-          <w:sz w:val="18"/>
-        </w:rPr>
-        <w:br/>
-      </w:r>
-      <w:r>
-        <w:rPr>
-          <w:rFonts w:ascii="Consolas" w:hAnsi="Consolas"/>
-          <w:sz w:val="18"/>
-        </w:rPr>
-        <w:br/>
-        <w:t>Route::get('/form', [MahasiswaController::class, 'form']);</w:t>
-      </w:r>
-      <w:r>
-        <w:rPr>
-          <w:rFonts w:ascii="Consolas" w:hAnsi="Consolas"/>
-          <w:sz w:val="18"/>
-        </w:rPr>
-        <w:br/>
-        <w:t>Route::post('/simpan', [MahasiswaController::class, 'simpan']);</w:t>
-      </w:r>
-      <w:r>
-        <w:rPr>
-          <w:rFonts w:ascii="Consolas" w:hAnsi="Consolas"/>
-          <w:sz w:val="18"/>
-        </w:rPr>
-        <w:br/>
-        <w:t>Route::get('/daftar-mahasiswa', [MahasiswaController::class, 'daftar']);</w:t>
+        <w:jc w:val="center"/>
+      </w:pPr>
+      <w:r>
+        <w:drawing>
+          <wp:inline xmlns:a="http://schemas.openxmlformats.org/drawingml/2006/main" xmlns:pic="http://schemas.openxmlformats.org/drawingml/2006/picture">
+            <wp:extent cx="5486400" cy="2660073"/>
+            <wp:docPr id="17" name="Picture 17"/>
+            <wp:cNvGraphicFramePr>
+              <a:graphicFrameLocks noChangeAspect="1"/>
+            </wp:cNvGraphicFramePr>
+            <a:graphic>
+              <a:graphicData uri="http://schemas.openxmlformats.org/drawingml/2006/picture">
+                <pic:pic>
+                  <pic:nvPicPr>
+                    <pic:cNvPr id="0" name="routes-web.png"/>
+                    <pic:cNvPicPr/>
+                  </pic:nvPicPr>
+                  <pic:blipFill>
+                    <a:blip r:embed="rId24"/>
+                    <a:stretch>
+                      <a:fillRect/>
+                    </a:stretch>
+                  </pic:blipFill>
+                  <pic:spPr>
+                    <a:xfrm>
+                      <a:off x="0" y="0"/>
+                      <a:ext cx="5486400" cy="2660073"/>
+                    </a:xfrm>
+                    <a:prstGeom prst="rect"/>
+                  </pic:spPr>
+                </pic:pic>
+              </a:graphicData>
+            </a:graphic>
+          </wp:inline>
+        </w:drawing>
       </w:r>
     </w:p>
     <w:p>
@@ -2019,215 +1589,41 @@
     <w:p>
       <w:pPr>
         <w:spacing w:after="120"/>
-      </w:pPr>
-      <w:r>
-        <w:rPr>
-          <w:rFonts w:ascii="Consolas" w:hAnsi="Consolas"/>
-          <w:sz w:val="18"/>
-        </w:rPr>
-        <w:t>&lt;!DOCTYPE html&gt;</w:t>
-      </w:r>
-      <w:r>
-        <w:rPr>
-          <w:rFonts w:ascii="Consolas" w:hAnsi="Consolas"/>
-          <w:sz w:val="18"/>
-        </w:rPr>
-        <w:br/>
-        <w:t>&lt;html lang="en"&gt;</w:t>
-      </w:r>
-      <w:r>
-        <w:rPr>
-          <w:rFonts w:ascii="Consolas" w:hAnsi="Consolas"/>
-          <w:sz w:val="18"/>
-        </w:rPr>
-        <w:br/>
-        <w:t>&lt;head&gt;</w:t>
-      </w:r>
-      <w:r>
-        <w:rPr>
-          <w:rFonts w:ascii="Consolas" w:hAnsi="Consolas"/>
-          <w:sz w:val="18"/>
-        </w:rPr>
-        <w:br/>
-        <w:t xml:space="preserve">    &lt;title&gt;Form Input Mahasiswa&lt;/title&gt;</w:t>
-      </w:r>
-      <w:r>
-        <w:rPr>
-          <w:rFonts w:ascii="Consolas" w:hAnsi="Consolas"/>
-          <w:sz w:val="18"/>
-        </w:rPr>
-        <w:br/>
-        <w:t>&lt;/head&gt;</w:t>
-      </w:r>
-      <w:r>
-        <w:rPr>
-          <w:rFonts w:ascii="Consolas" w:hAnsi="Consolas"/>
-          <w:sz w:val="18"/>
-        </w:rPr>
-        <w:br/>
-        <w:t>&lt;body&gt;</w:t>
-      </w:r>
-      <w:r>
-        <w:rPr>
-          <w:rFonts w:ascii="Consolas" w:hAnsi="Consolas"/>
-          <w:sz w:val="18"/>
-        </w:rPr>
-        <w:br/>
-        <w:t xml:space="preserve">    &lt;h2&gt;Form Input Mahasiswa&lt;/h2&gt;</w:t>
-      </w:r>
-      <w:r>
-        <w:rPr>
-          <w:rFonts w:ascii="Consolas" w:hAnsi="Consolas"/>
-          <w:sz w:val="18"/>
-        </w:rPr>
-        <w:br/>
-      </w:r>
-      <w:r>
-        <w:rPr>
-          <w:rFonts w:ascii="Consolas" w:hAnsi="Consolas"/>
-          <w:sz w:val="18"/>
-        </w:rPr>
-        <w:br/>
-        <w:t xml:space="preserve">    &lt;form action="/simpan" method="POST"&gt;</w:t>
-      </w:r>
-      <w:r>
-        <w:rPr>
-          <w:rFonts w:ascii="Consolas" w:hAnsi="Consolas"/>
-          <w:sz w:val="18"/>
-        </w:rPr>
-        <w:br/>
-      </w:r>
-      <w:r>
-        <w:rPr>
-          <w:rFonts w:ascii="Consolas" w:hAnsi="Consolas"/>
-          <w:sz w:val="18"/>
-        </w:rPr>
-        <w:lastRenderedPageBreak/>
-        <w:t xml:space="preserve">        @csrf</w:t>
-      </w:r>
-      <w:r>
-        <w:rPr>
-          <w:rFonts w:ascii="Consolas" w:hAnsi="Consolas"/>
-          <w:sz w:val="18"/>
-        </w:rPr>
-        <w:br/>
-        <w:t xml:space="preserve">        &lt;label&gt;Nama:&lt;/label&gt;&lt;br&gt;</w:t>
-      </w:r>
-      <w:r>
-        <w:rPr>
-          <w:rFonts w:ascii="Consolas" w:hAnsi="Consolas"/>
-          <w:sz w:val="18"/>
-        </w:rPr>
-        <w:br/>
-        <w:t xml:space="preserve">        &lt;input type="text" name="nama"&gt;&lt;br&gt;&lt;br&gt;</w:t>
-      </w:r>
-      <w:r>
-        <w:rPr>
-          <w:rFonts w:ascii="Consolas" w:hAnsi="Consolas"/>
-          <w:sz w:val="18"/>
-        </w:rPr>
-        <w:br/>
-      </w:r>
-      <w:r>
-        <w:rPr>
-          <w:rFonts w:ascii="Consolas" w:hAnsi="Consolas"/>
-          <w:sz w:val="18"/>
-        </w:rPr>
-        <w:br/>
-        <w:t xml:space="preserve">        &lt;label&gt;Email:&lt;/label&gt;&lt;br&gt;</w:t>
-      </w:r>
-      <w:r>
-        <w:rPr>
-          <w:rFonts w:ascii="Consolas" w:hAnsi="Consolas"/>
-          <w:sz w:val="18"/>
-        </w:rPr>
-        <w:br/>
-        <w:t xml:space="preserve">        &lt;input type="email" name="email"&gt;&lt;br&gt;&lt;br&gt;</w:t>
-      </w:r>
-      <w:r>
-        <w:rPr>
-          <w:rFonts w:ascii="Consolas" w:hAnsi="Consolas"/>
-          <w:sz w:val="18"/>
-        </w:rPr>
-        <w:br/>
-      </w:r>
-      <w:r>
-        <w:rPr>
-          <w:rFonts w:ascii="Consolas" w:hAnsi="Consolas"/>
-          <w:sz w:val="18"/>
-        </w:rPr>
-        <w:br/>
-        <w:t xml:space="preserve">        &lt;label&gt;Jurusan:&lt;/label&gt;&lt;br&gt;</w:t>
-      </w:r>
-      <w:r>
-        <w:rPr>
-          <w:rFonts w:ascii="Consolas" w:hAnsi="Consolas"/>
-          <w:sz w:val="18"/>
-        </w:rPr>
-        <w:br/>
-        <w:t xml:space="preserve">        &lt;input type="text" name="jurusan"&gt;&lt;br&gt;&lt;br&gt;</w:t>
-      </w:r>
-      <w:r>
-        <w:rPr>
-          <w:rFonts w:ascii="Consolas" w:hAnsi="Consolas"/>
-          <w:sz w:val="18"/>
-        </w:rPr>
-        <w:br/>
-      </w:r>
-      <w:r>
-        <w:rPr>
-          <w:rFonts w:ascii="Consolas" w:hAnsi="Consolas"/>
-          <w:sz w:val="18"/>
-        </w:rPr>
-        <w:br/>
-        <w:t xml:space="preserve">        &lt;label&gt;Umur:&lt;/label&gt;&lt;br&gt;</w:t>
-      </w:r>
-      <w:r>
-        <w:rPr>
-          <w:rFonts w:ascii="Consolas" w:hAnsi="Consolas"/>
-          <w:sz w:val="18"/>
-        </w:rPr>
-        <w:br/>
-        <w:t xml:space="preserve">        &lt;input type="number" name="umur"&gt;&lt;br&gt;&lt;br&gt;</w:t>
-      </w:r>
-      <w:r>
-        <w:rPr>
-          <w:rFonts w:ascii="Consolas" w:hAnsi="Consolas"/>
-          <w:sz w:val="18"/>
-        </w:rPr>
-        <w:br/>
-      </w:r>
-      <w:r>
-        <w:rPr>
-          <w:rFonts w:ascii="Consolas" w:hAnsi="Consolas"/>
-          <w:sz w:val="18"/>
-        </w:rPr>
-        <w:br/>
-        <w:t xml:space="preserve">        &lt;button type="submit"&gt;Simpan&lt;/button&gt;</w:t>
-      </w:r>
-      <w:r>
-        <w:rPr>
-          <w:rFonts w:ascii="Consolas" w:hAnsi="Consolas"/>
-          <w:sz w:val="18"/>
-        </w:rPr>
-        <w:br/>
-        <w:t xml:space="preserve">    &lt;/form&gt;</w:t>
-      </w:r>
-      <w:r>
-        <w:rPr>
-          <w:rFonts w:ascii="Consolas" w:hAnsi="Consolas"/>
-          <w:sz w:val="18"/>
-        </w:rPr>
-        <w:br/>
-        <w:t>&lt;/body&gt;</w:t>
-      </w:r>
-      <w:r>
-        <w:rPr>
-          <w:rFonts w:ascii="Consolas" w:hAnsi="Consolas"/>
-          <w:sz w:val="18"/>
-        </w:rPr>
-        <w:br/>
-        <w:t>&lt;/html&gt;</w:t>
+        <w:jc w:val="center"/>
+      </w:pPr>
+      <w:r>
+        <w:drawing>
+          <wp:inline xmlns:a="http://schemas.openxmlformats.org/drawingml/2006/main" xmlns:pic="http://schemas.openxmlformats.org/drawingml/2006/picture">
+            <wp:extent cx="4040708" cy="4937037"/>
+            <wp:docPr id="18" name="Picture 18"/>
+            <wp:cNvGraphicFramePr>
+              <a:graphicFrameLocks noChangeAspect="1"/>
+            </wp:cNvGraphicFramePr>
+            <a:graphic>
+              <a:graphicData uri="http://schemas.openxmlformats.org/drawingml/2006/picture">
+                <pic:pic>
+                  <pic:nvPicPr>
+                    <pic:cNvPr id="0" name="view-form.png"/>
+                    <pic:cNvPicPr/>
+                  </pic:nvPicPr>
+                  <pic:blipFill>
+                    <a:blip r:embed="rId25"/>
+                    <a:stretch>
+                      <a:fillRect/>
+                    </a:stretch>
+                  </pic:blipFill>
+                  <pic:spPr>
+                    <a:xfrm>
+                      <a:off x="0" y="0"/>
+                      <a:ext cx="4040708" cy="4937037"/>
+                    </a:xfrm>
+                    <a:prstGeom prst="rect"/>
+                  </pic:spPr>
+                </pic:pic>
+              </a:graphicData>
+            </a:graphic>
+          </wp:inline>
+        </w:drawing>
       </w:r>
     </w:p>
     <w:p>
@@ -2257,221 +1653,41 @@
     <w:p>
       <w:pPr>
         <w:spacing w:after="120"/>
-      </w:pPr>
-      <w:r>
-        <w:rPr>
-          <w:rFonts w:ascii="Consolas" w:hAnsi="Consolas"/>
-          <w:sz w:val="18"/>
-        </w:rPr>
-        <w:t>&lt;!DOCTYPE html&gt;</w:t>
-      </w:r>
-      <w:r>
-        <w:rPr>
-          <w:rFonts w:ascii="Consolas" w:hAnsi="Consolas"/>
-          <w:sz w:val="18"/>
-        </w:rPr>
-        <w:br/>
-        <w:t>&lt;html lang="en"&gt;</w:t>
-      </w:r>
-      <w:r>
-        <w:rPr>
-          <w:rFonts w:ascii="Consolas" w:hAnsi="Consolas"/>
-          <w:sz w:val="18"/>
-        </w:rPr>
-        <w:br/>
-        <w:t>&lt;head&gt;</w:t>
-      </w:r>
-      <w:r>
-        <w:rPr>
-          <w:rFonts w:ascii="Consolas" w:hAnsi="Consolas"/>
-          <w:sz w:val="18"/>
-        </w:rPr>
-        <w:br/>
-        <w:t xml:space="preserve">    &lt;title&gt;Daftar Mahasiswa&lt;/title&gt;</w:t>
-      </w:r>
-      <w:r>
-        <w:rPr>
-          <w:rFonts w:ascii="Consolas" w:hAnsi="Consolas"/>
-          <w:sz w:val="18"/>
-        </w:rPr>
-        <w:br/>
-        <w:t>&lt;/head&gt;</w:t>
-      </w:r>
-      <w:r>
-        <w:rPr>
-          <w:rFonts w:ascii="Consolas" w:hAnsi="Consolas"/>
-          <w:sz w:val="18"/>
-        </w:rPr>
-        <w:br/>
-        <w:t>&lt;body&gt;</w:t>
-      </w:r>
-      <w:r>
-        <w:rPr>
-          <w:rFonts w:ascii="Consolas" w:hAnsi="Consolas"/>
-          <w:sz w:val="18"/>
-        </w:rPr>
-        <w:br/>
-        <w:t xml:space="preserve">    &lt;h2&gt;Daftar Mahasiswa&lt;/h2&gt;</w:t>
-      </w:r>
-      <w:r>
-        <w:rPr>
-          <w:rFonts w:ascii="Consolas" w:hAnsi="Consolas"/>
-          <w:sz w:val="18"/>
-        </w:rPr>
-        <w:br/>
-        <w:t xml:space="preserve">    &lt;table border="1" cellpadding="10" cellspacing="0"&gt;</w:t>
-      </w:r>
-      <w:r>
-        <w:rPr>
-          <w:rFonts w:ascii="Consolas" w:hAnsi="Consolas"/>
-          <w:sz w:val="18"/>
-        </w:rPr>
-        <w:br/>
-        <w:t xml:space="preserve">        &lt;tr&gt;</w:t>
-      </w:r>
-      <w:r>
-        <w:rPr>
-          <w:rFonts w:ascii="Consolas" w:hAnsi="Consolas"/>
-          <w:sz w:val="18"/>
-        </w:rPr>
-        <w:br/>
-        <w:t xml:space="preserve">            &lt;th&gt;ID&lt;/th&gt;</w:t>
-      </w:r>
-      <w:r>
-        <w:rPr>
-          <w:rFonts w:ascii="Consolas" w:hAnsi="Consolas"/>
-          <w:sz w:val="18"/>
-        </w:rPr>
-        <w:br/>
-        <w:t xml:space="preserve">            &lt;th&gt;Nama&lt;/th&gt;</w:t>
-      </w:r>
-      <w:r>
-        <w:rPr>
-          <w:rFonts w:ascii="Consolas" w:hAnsi="Consolas"/>
-          <w:sz w:val="18"/>
-        </w:rPr>
-        <w:br/>
-        <w:t xml:space="preserve">            &lt;th&gt;Email&lt;/th&gt;</w:t>
-      </w:r>
-      <w:r>
-        <w:rPr>
-          <w:rFonts w:ascii="Consolas" w:hAnsi="Consolas"/>
-          <w:sz w:val="18"/>
-        </w:rPr>
-        <w:br/>
-        <w:t xml:space="preserve">            &lt;th&gt;Jurusan&lt;/th&gt;</w:t>
-      </w:r>
-      <w:r>
-        <w:rPr>
-          <w:rFonts w:ascii="Consolas" w:hAnsi="Consolas"/>
-          <w:sz w:val="18"/>
-        </w:rPr>
-        <w:br/>
-        <w:t xml:space="preserve">            &lt;th&gt;Umur&lt;/th&gt;</w:t>
-      </w:r>
-      <w:r>
-        <w:rPr>
-          <w:rFonts w:ascii="Consolas" w:hAnsi="Consolas"/>
-          <w:sz w:val="18"/>
-        </w:rPr>
-        <w:br/>
-        <w:t xml:space="preserve">        &lt;/tr&gt;</w:t>
-      </w:r>
-      <w:r>
-        <w:rPr>
-          <w:rFonts w:ascii="Consolas" w:hAnsi="Consolas"/>
-          <w:sz w:val="18"/>
-        </w:rPr>
-        <w:br/>
-        <w:t xml:space="preserve">        @foreach ($mahasiswa as $mhs)</w:t>
-      </w:r>
-      <w:r>
-        <w:rPr>
-          <w:rFonts w:ascii="Consolas" w:hAnsi="Consolas"/>
-          <w:sz w:val="18"/>
-        </w:rPr>
-        <w:br/>
-        <w:t xml:space="preserve">        &lt;tr&gt;</w:t>
-      </w:r>
-      <w:r>
-        <w:rPr>
-          <w:rFonts w:ascii="Consolas" w:hAnsi="Consolas"/>
-          <w:sz w:val="18"/>
-        </w:rPr>
-        <w:br/>
-        <w:t xml:space="preserve">            &lt;td&gt;{{ $mhs-&gt;id }}&lt;/td&gt;</w:t>
-      </w:r>
-      <w:r>
-        <w:rPr>
-          <w:rFonts w:ascii="Consolas" w:hAnsi="Consolas"/>
-          <w:sz w:val="18"/>
-        </w:rPr>
-        <w:br/>
-        <w:t xml:space="preserve">            &lt;td&gt;{{ $mhs-&gt;nama }}&lt;/td&gt;</w:t>
-      </w:r>
-      <w:r>
-        <w:rPr>
-          <w:rFonts w:ascii="Consolas" w:hAnsi="Consolas"/>
-          <w:sz w:val="18"/>
-        </w:rPr>
-        <w:br/>
-        <w:t xml:space="preserve">            &lt;td&gt;{{ $mhs-&gt;email }}&lt;/td&gt;</w:t>
-      </w:r>
-      <w:r>
-        <w:rPr>
-          <w:rFonts w:ascii="Consolas" w:hAnsi="Consolas"/>
-          <w:sz w:val="18"/>
-        </w:rPr>
-        <w:br/>
-        <w:t xml:space="preserve">            &lt;td&gt;{{ $mhs-&gt;jurusan }}&lt;/td&gt;</w:t>
-      </w:r>
-      <w:r>
-        <w:rPr>
-          <w:rFonts w:ascii="Consolas" w:hAnsi="Consolas"/>
-          <w:sz w:val="18"/>
-        </w:rPr>
-        <w:br/>
-        <w:t xml:space="preserve">            &lt;td&gt;{{ $mhs-&gt;umur }}&lt;/td&gt;</w:t>
-      </w:r>
-      <w:r>
-        <w:rPr>
-          <w:rFonts w:ascii="Consolas" w:hAnsi="Consolas"/>
-          <w:sz w:val="18"/>
-        </w:rPr>
-        <w:br/>
-        <w:t xml:space="preserve">        &lt;/tr&gt;</w:t>
-      </w:r>
-      <w:r>
-        <w:rPr>
-          <w:rFonts w:ascii="Consolas" w:hAnsi="Consolas"/>
-          <w:sz w:val="18"/>
-        </w:rPr>
-        <w:br/>
-        <w:t xml:space="preserve">        @endforeach</w:t>
-      </w:r>
-      <w:r>
-        <w:rPr>
-          <w:rFonts w:ascii="Consolas" w:hAnsi="Consolas"/>
-          <w:sz w:val="18"/>
-        </w:rPr>
-        <w:br/>
-        <w:t xml:space="preserve">    &lt;/table&gt;</w:t>
-      </w:r>
-      <w:r>
-        <w:rPr>
-          <w:rFonts w:ascii="Consolas" w:hAnsi="Consolas"/>
-          <w:sz w:val="18"/>
-        </w:rPr>
-        <w:br/>
-        <w:t>&lt;/body&gt;</w:t>
-      </w:r>
-      <w:r>
-        <w:rPr>
-          <w:rFonts w:ascii="Consolas" w:hAnsi="Consolas"/>
-          <w:sz w:val="18"/>
-        </w:rPr>
-        <w:br/>
-        <w:t>&lt;/html&gt;</w:t>
+        <w:jc w:val="center"/>
+      </w:pPr>
+      <w:r>
+        <w:drawing>
+          <wp:inline xmlns:a="http://schemas.openxmlformats.org/drawingml/2006/main" xmlns:pic="http://schemas.openxmlformats.org/drawingml/2006/picture">
+            <wp:extent cx="4373217" cy="5103291"/>
+            <wp:docPr id="19" name="Picture 19"/>
+            <wp:cNvGraphicFramePr>
+              <a:graphicFrameLocks noChangeAspect="1"/>
+            </wp:cNvGraphicFramePr>
+            <a:graphic>
+              <a:graphicData uri="http://schemas.openxmlformats.org/drawingml/2006/picture">
+                <pic:pic>
+                  <pic:nvPicPr>
+                    <pic:cNvPr id="0" name="view-mahasiswa.png"/>
+                    <pic:cNvPicPr/>
+                  </pic:nvPicPr>
+                  <pic:blipFill>
+                    <a:blip r:embed="rId26"/>
+                    <a:stretch>
+                      <a:fillRect/>
+                    </a:stretch>
+                  </pic:blipFill>
+                  <pic:spPr>
+                    <a:xfrm>
+                      <a:off x="0" y="0"/>
+                      <a:ext cx="4373217" cy="5103291"/>
+                    </a:xfrm>
+                    <a:prstGeom prst="rect"/>
+                  </pic:spPr>
+                </pic:pic>
+              </a:graphicData>
+            </a:graphic>
+          </wp:inline>
+        </w:drawing>
       </w:r>
     </w:p>
     <w:p>
@@ -2510,13 +1726,41 @@
     <w:p>
       <w:pPr>
         <w:spacing w:after="120"/>
-      </w:pPr>
-      <w:r>
-        <w:rPr>
-          <w:rFonts w:ascii="Consolas" w:hAnsi="Consolas"/>
-          <w:sz w:val="18"/>
-        </w:rPr>
-        <w:t>php artisan serve</w:t>
+        <w:jc w:val="center"/>
+      </w:pPr>
+      <w:r>
+        <w:drawing>
+          <wp:inline xmlns:a="http://schemas.openxmlformats.org/drawingml/2006/main" xmlns:pic="http://schemas.openxmlformats.org/drawingml/2006/picture">
+            <wp:extent cx="3758798" cy="954156"/>
+            <wp:docPr id="20" name="Picture 20"/>
+            <wp:cNvGraphicFramePr>
+              <a:graphicFrameLocks noChangeAspect="1"/>
+            </wp:cNvGraphicFramePr>
+            <a:graphic>
+              <a:graphicData uri="http://schemas.openxmlformats.org/drawingml/2006/picture">
+                <pic:pic>
+                  <pic:nvPicPr>
+                    <pic:cNvPr id="0" name="artisan-serve.png"/>
+                    <pic:cNvPicPr/>
+                  </pic:nvPicPr>
+                  <pic:blipFill>
+                    <a:blip r:embed="rId27"/>
+                    <a:stretch>
+                      <a:fillRect/>
+                    </a:stretch>
+                  </pic:blipFill>
+                  <pic:spPr>
+                    <a:xfrm>
+                      <a:off x="0" y="0"/>
+                      <a:ext cx="3758798" cy="954156"/>
+                    </a:xfrm>
+                    <a:prstGeom prst="rect"/>
+                  </pic:spPr>
+                </pic:pic>
+              </a:graphicData>
+            </a:graphic>
+          </wp:inline>
+        </w:drawing>
       </w:r>
     </w:p>
     <w:p>
@@ -2554,13 +1798,41 @@
     <w:p>
       <w:pPr>
         <w:spacing w:after="120"/>
-      </w:pPr>
-      <w:r>
-        <w:rPr>
-          <w:rFonts w:ascii="Consolas" w:hAnsi="Consolas"/>
-          <w:sz w:val="18"/>
-        </w:rPr>
-        <w:t>php artisan make:seeder StudentSeeder</w:t>
+        <w:jc w:val="center"/>
+      </w:pPr>
+      <w:r>
+        <w:drawing>
+          <wp:inline xmlns:a="http://schemas.openxmlformats.org/drawingml/2006/main" xmlns:pic="http://schemas.openxmlformats.org/drawingml/2006/picture">
+            <wp:extent cx="3758798" cy="954156"/>
+            <wp:docPr id="21" name="Picture 21"/>
+            <wp:cNvGraphicFramePr>
+              <a:graphicFrameLocks noChangeAspect="1"/>
+            </wp:cNvGraphicFramePr>
+            <a:graphic>
+              <a:graphicData uri="http://schemas.openxmlformats.org/drawingml/2006/picture">
+                <pic:pic>
+                  <pic:nvPicPr>
+                    <pic:cNvPr id="0" name="make-seeder.png"/>
+                    <pic:cNvPicPr/>
+                  </pic:nvPicPr>
+                  <pic:blipFill>
+                    <a:blip r:embed="rId28"/>
+                    <a:stretch>
+                      <a:fillRect/>
+                    </a:stretch>
+                  </pic:blipFill>
+                  <pic:spPr>
+                    <a:xfrm>
+                      <a:off x="0" y="0"/>
+                      <a:ext cx="3758798" cy="954156"/>
+                    </a:xfrm>
+                    <a:prstGeom prst="rect"/>
+                  </pic:spPr>
+                </pic:pic>
+              </a:graphicData>
+            </a:graphic>
+          </wp:inline>
+        </w:drawing>
       </w:r>
     </w:p>
     <w:p>
@@ -2578,248 +1850,41 @@
     <w:p>
       <w:pPr>
         <w:spacing w:after="120"/>
-      </w:pPr>
-      <w:r>
-        <w:rPr>
-          <w:rFonts w:ascii="Consolas" w:hAnsi="Consolas"/>
-          <w:sz w:val="18"/>
-        </w:rPr>
-        <w:t>&lt;?php</w:t>
-      </w:r>
-      <w:r>
-        <w:rPr>
-          <w:rFonts w:ascii="Consolas" w:hAnsi="Consolas"/>
-          <w:sz w:val="18"/>
-        </w:rPr>
-        <w:br/>
-      </w:r>
-      <w:r>
-        <w:rPr>
-          <w:rFonts w:ascii="Consolas" w:hAnsi="Consolas"/>
-          <w:sz w:val="18"/>
-        </w:rPr>
-        <w:br/>
-        <w:t>namespace Database\Seeders;</w:t>
-      </w:r>
-      <w:r>
-        <w:rPr>
-          <w:rFonts w:ascii="Consolas" w:hAnsi="Consolas"/>
-          <w:sz w:val="18"/>
-        </w:rPr>
-        <w:br/>
-      </w:r>
-      <w:r>
-        <w:rPr>
-          <w:rFonts w:ascii="Consolas" w:hAnsi="Consolas"/>
-          <w:sz w:val="18"/>
-        </w:rPr>
-        <w:br/>
-        <w:t>use Illuminate\Database\Console\Seeds\WithoutModelEvents;</w:t>
-      </w:r>
-      <w:r>
-        <w:rPr>
-          <w:rFonts w:ascii="Consolas" w:hAnsi="Consolas"/>
-          <w:sz w:val="18"/>
-        </w:rPr>
-        <w:br/>
-        <w:t>use Illuminate\Database\Seeder;</w:t>
-      </w:r>
-      <w:r>
-        <w:rPr>
-          <w:rFonts w:ascii="Consolas" w:hAnsi="Consolas"/>
-          <w:sz w:val="18"/>
-        </w:rPr>
-        <w:br/>
-        <w:t>use Illuminate\Support\Facades\DB;</w:t>
-      </w:r>
-      <w:r>
-        <w:rPr>
-          <w:rFonts w:ascii="Consolas" w:hAnsi="Consolas"/>
-          <w:sz w:val="18"/>
-        </w:rPr>
-        <w:br/>
-        <w:t>use Faker\Factory as Faker;</w:t>
-      </w:r>
-      <w:r>
-        <w:rPr>
-          <w:rFonts w:ascii="Consolas" w:hAnsi="Consolas"/>
-          <w:sz w:val="18"/>
-        </w:rPr>
-        <w:br/>
-      </w:r>
-      <w:r>
-        <w:rPr>
-          <w:rFonts w:ascii="Consolas" w:hAnsi="Consolas"/>
-          <w:sz w:val="18"/>
-        </w:rPr>
-        <w:br/>
-        <w:t>class StudentSeeder extends Seeder</w:t>
-      </w:r>
-      <w:r>
-        <w:rPr>
-          <w:rFonts w:ascii="Consolas" w:hAnsi="Consolas"/>
-          <w:sz w:val="18"/>
-        </w:rPr>
-        <w:br/>
-        <w:t>{</w:t>
-      </w:r>
-      <w:r>
-        <w:rPr>
-          <w:rFonts w:ascii="Consolas" w:hAnsi="Consolas"/>
-          <w:sz w:val="18"/>
-        </w:rPr>
-        <w:br/>
-        <w:t xml:space="preserve">    /**</w:t>
-      </w:r>
-      <w:r>
-        <w:rPr>
-          <w:rFonts w:ascii="Consolas" w:hAnsi="Consolas"/>
-          <w:sz w:val="18"/>
-        </w:rPr>
-        <w:br/>
-        <w:t xml:space="preserve">     * Run the database seeds.</w:t>
-      </w:r>
-      <w:r>
-        <w:rPr>
-          <w:rFonts w:ascii="Consolas" w:hAnsi="Consolas"/>
-          <w:sz w:val="18"/>
-        </w:rPr>
-        <w:br/>
-        <w:t xml:space="preserve">     */</w:t>
-      </w:r>
-      <w:r>
-        <w:rPr>
-          <w:rFonts w:ascii="Consolas" w:hAnsi="Consolas"/>
-          <w:sz w:val="18"/>
-        </w:rPr>
-        <w:br/>
-        <w:t xml:space="preserve">    public function run(): void</w:t>
-      </w:r>
-      <w:r>
-        <w:rPr>
-          <w:rFonts w:ascii="Consolas" w:hAnsi="Consolas"/>
-          <w:sz w:val="18"/>
-        </w:rPr>
-        <w:br/>
-        <w:t xml:space="preserve">    {</w:t>
-      </w:r>
-      <w:r>
-        <w:rPr>
-          <w:rFonts w:ascii="Consolas" w:hAnsi="Consolas"/>
-          <w:sz w:val="18"/>
-        </w:rPr>
-        <w:br/>
-        <w:t xml:space="preserve">        $faker = Faker::create('id_ID');</w:t>
-      </w:r>
-      <w:r>
-        <w:rPr>
-          <w:rFonts w:ascii="Consolas" w:hAnsi="Consolas"/>
-          <w:sz w:val="18"/>
-        </w:rPr>
-        <w:br/>
-      </w:r>
-      <w:r>
-        <w:rPr>
-          <w:rFonts w:ascii="Consolas" w:hAnsi="Consolas"/>
-          <w:sz w:val="18"/>
-        </w:rPr>
-        <w:br/>
-        <w:t xml:space="preserve">        for ($i = 0; $i &lt; 20; $i++) {</w:t>
-      </w:r>
-      <w:r>
-        <w:rPr>
-          <w:rFonts w:ascii="Consolas" w:hAnsi="Consolas"/>
-          <w:sz w:val="18"/>
-        </w:rPr>
-        <w:br/>
-        <w:t xml:space="preserve">            DB::table('mahasiswa')-&gt;insert([</w:t>
-      </w:r>
-      <w:r>
-        <w:rPr>
-          <w:rFonts w:ascii="Consolas" w:hAnsi="Consolas"/>
-          <w:sz w:val="18"/>
-        </w:rPr>
-        <w:br/>
-        <w:t xml:space="preserve">                'nama'       =&gt; $faker-&gt;name,</w:t>
-      </w:r>
-      <w:r>
-        <w:rPr>
-          <w:rFonts w:ascii="Consolas" w:hAnsi="Consolas"/>
-          <w:sz w:val="18"/>
-        </w:rPr>
-        <w:br/>
-      </w:r>
-      <w:r>
-        <w:rPr>
-          <w:rFonts w:ascii="Consolas" w:hAnsi="Consolas"/>
-          <w:sz w:val="18"/>
-        </w:rPr>
-        <w:lastRenderedPageBreak/>
-        <w:t xml:space="preserve">                'email'      =&gt; $faker-&gt;unique()-&gt;safeEmail,</w:t>
-      </w:r>
-      <w:r>
-        <w:rPr>
-          <w:rFonts w:ascii="Consolas" w:hAnsi="Consolas"/>
-          <w:sz w:val="18"/>
-        </w:rPr>
-        <w:br/>
-        <w:t xml:space="preserve">                'jurusan'    =&gt; $faker-&gt;randomElement(['informatika', 'sistem informasi', 'teknik komputer']),</w:t>
-      </w:r>
-      <w:r>
-        <w:rPr>
-          <w:rFonts w:ascii="Consolas" w:hAnsi="Consolas"/>
-          <w:sz w:val="18"/>
-        </w:rPr>
-        <w:br/>
-        <w:t xml:space="preserve">                'umur'       =&gt; $faker-&gt;numberBetween(18, 25),</w:t>
-      </w:r>
-      <w:r>
-        <w:rPr>
-          <w:rFonts w:ascii="Consolas" w:hAnsi="Consolas"/>
-          <w:sz w:val="18"/>
-        </w:rPr>
-        <w:br/>
-        <w:t xml:space="preserve">                'created_at' =&gt; now(),</w:t>
-      </w:r>
-      <w:r>
-        <w:rPr>
-          <w:rFonts w:ascii="Consolas" w:hAnsi="Consolas"/>
-          <w:sz w:val="18"/>
-        </w:rPr>
-        <w:br/>
-        <w:t xml:space="preserve">                'updated_at' =&gt; now(),</w:t>
-      </w:r>
-      <w:r>
-        <w:rPr>
-          <w:rFonts w:ascii="Consolas" w:hAnsi="Consolas"/>
-          <w:sz w:val="18"/>
-        </w:rPr>
-        <w:br/>
-        <w:t xml:space="preserve">            ]);</w:t>
-      </w:r>
-      <w:r>
-        <w:rPr>
-          <w:rFonts w:ascii="Consolas" w:hAnsi="Consolas"/>
-          <w:sz w:val="18"/>
-        </w:rPr>
-        <w:br/>
-        <w:t xml:space="preserve">        }</w:t>
-      </w:r>
-      <w:r>
-        <w:rPr>
-          <w:rFonts w:ascii="Consolas" w:hAnsi="Consolas"/>
-          <w:sz w:val="18"/>
-        </w:rPr>
-        <w:br/>
-        <w:t xml:space="preserve">    }</w:t>
-      </w:r>
-      <w:r>
-        <w:rPr>
-          <w:rFonts w:ascii="Consolas" w:hAnsi="Consolas"/>
-          <w:sz w:val="18"/>
-        </w:rPr>
-        <w:br/>
-        <w:t>}</w:t>
+        <w:jc w:val="center"/>
+      </w:pPr>
+      <w:r>
+        <w:drawing>
+          <wp:inline xmlns:a="http://schemas.openxmlformats.org/drawingml/2006/main" xmlns:pic="http://schemas.openxmlformats.org/drawingml/2006/picture">
+            <wp:extent cx="4828610" cy="6404414"/>
+            <wp:docPr id="22" name="Picture 22"/>
+            <wp:cNvGraphicFramePr>
+              <a:graphicFrameLocks noChangeAspect="1"/>
+            </wp:cNvGraphicFramePr>
+            <a:graphic>
+              <a:graphicData uri="http://schemas.openxmlformats.org/drawingml/2006/picture">
+                <pic:pic>
+                  <pic:nvPicPr>
+                    <pic:cNvPr id="0" name="seeder-student.png"/>
+                    <pic:cNvPicPr/>
+                  </pic:nvPicPr>
+                  <pic:blipFill>
+                    <a:blip r:embed="rId29"/>
+                    <a:stretch>
+                      <a:fillRect/>
+                    </a:stretch>
+                  </pic:blipFill>
+                  <pic:spPr>
+                    <a:xfrm>
+                      <a:off x="0" y="0"/>
+                      <a:ext cx="4828610" cy="6404414"/>
+                    </a:xfrm>
+                    <a:prstGeom prst="rect"/>
+                  </pic:spPr>
+                </pic:pic>
+              </a:graphicData>
+            </a:graphic>
+          </wp:inline>
+        </w:drawing>
       </w:r>
     </w:p>
     <w:p>
@@ -2857,13 +1922,41 @@
     <w:p>
       <w:pPr>
         <w:spacing w:after="120"/>
-      </w:pPr>
-      <w:r>
-        <w:rPr>
-          <w:rFonts w:ascii="Consolas" w:hAnsi="Consolas"/>
-          <w:sz w:val="18"/>
-        </w:rPr>
-        <w:t>php artisan migrate:refresh</w:t>
+        <w:jc w:val="center"/>
+      </w:pPr>
+      <w:r>
+        <w:drawing>
+          <wp:inline xmlns:a="http://schemas.openxmlformats.org/drawingml/2006/main" xmlns:pic="http://schemas.openxmlformats.org/drawingml/2006/picture">
+            <wp:extent cx="3758798" cy="954156"/>
+            <wp:docPr id="23" name="Picture 23"/>
+            <wp:cNvGraphicFramePr>
+              <a:graphicFrameLocks noChangeAspect="1"/>
+            </wp:cNvGraphicFramePr>
+            <a:graphic>
+              <a:graphicData uri="http://schemas.openxmlformats.org/drawingml/2006/picture">
+                <pic:pic>
+                  <pic:nvPicPr>
+                    <pic:cNvPr id="0" name="migrate-refresh.png"/>
+                    <pic:cNvPicPr/>
+                  </pic:nvPicPr>
+                  <pic:blipFill>
+                    <a:blip r:embed="rId30"/>
+                    <a:stretch>
+                      <a:fillRect/>
+                    </a:stretch>
+                  </pic:blipFill>
+                  <pic:spPr>
+                    <a:xfrm>
+                      <a:off x="0" y="0"/>
+                      <a:ext cx="3758798" cy="954156"/>
+                    </a:xfrm>
+                    <a:prstGeom prst="rect"/>
+                  </pic:spPr>
+                </pic:pic>
+              </a:graphicData>
+            </a:graphic>
+          </wp:inline>
+        </w:drawing>
       </w:r>
     </w:p>
     <w:p>
@@ -2881,13 +1974,41 @@
     <w:p>
       <w:pPr>
         <w:spacing w:after="120"/>
-      </w:pPr>
-      <w:r>
-        <w:rPr>
-          <w:rFonts w:ascii="Consolas" w:hAnsi="Consolas"/>
-          <w:sz w:val="18"/>
-        </w:rPr>
-        <w:t>php artisan db:seed --class=StudentSeeder</w:t>
+        <w:jc w:val="center"/>
+      </w:pPr>
+      <w:r>
+        <w:drawing>
+          <wp:inline xmlns:a="http://schemas.openxmlformats.org/drawingml/2006/main" xmlns:pic="http://schemas.openxmlformats.org/drawingml/2006/picture">
+            <wp:extent cx="3758798" cy="954156"/>
+            <wp:docPr id="24" name="Picture 24"/>
+            <wp:cNvGraphicFramePr>
+              <a:graphicFrameLocks noChangeAspect="1"/>
+            </wp:cNvGraphicFramePr>
+            <a:graphic>
+              <a:graphicData uri="http://schemas.openxmlformats.org/drawingml/2006/picture">
+                <pic:pic>
+                  <pic:nvPicPr>
+                    <pic:cNvPr id="0" name="seed-student.png"/>
+                    <pic:cNvPicPr/>
+                  </pic:nvPicPr>
+                  <pic:blipFill>
+                    <a:blip r:embed="rId31"/>
+                    <a:stretch>
+                      <a:fillRect/>
+                    </a:stretch>
+                  </pic:blipFill>
+                  <pic:spPr>
+                    <a:xfrm>
+                      <a:off x="0" y="0"/>
+                      <a:ext cx="3758798" cy="954156"/>
+                    </a:xfrm>
+                    <a:prstGeom prst="rect"/>
+                  </pic:spPr>
+                </pic:pic>
+              </a:graphicData>
+            </a:graphic>
+          </wp:inline>
+        </w:drawing>
       </w:r>
     </w:p>
     <w:p>
@@ -3648,6 +2769,9 @@
       <w:pPr>
         <w:spacing w:after="120"/>
       </w:pPr>
+      <w:r>
+        <w:t>https://github.com/davinaileenskie1-hue/PABW-Semester-3/tree/main/Praktikum_4/PRK_4</w:t>
+      </w:r>
     </w:p>
     <w:sectPr>
       <w:pgSz w:w="12240" w:h="15840"/>
